--- a/static/david_whiteside_resume.docx
+++ b/static/david_whiteside_resume.docx
@@ -236,7 +236,7 @@
               <w:rPr>
                 <w:rtl w:val="0"/>
               </w:rPr>
-              <w:t xml:space="preserve">• Owned CI/CD platform operations supporting 100+ production websites, ensuring secure, reliable, and automated deployments for high-visibility public applications including windwatts.nrel.gov, pvwatts.nrel.gov, and materials.nrel.gov, serving large external user bases, using Docker, Jenkins, CodeBuild, and ECS.</w:t>
+              <w:t xml:space="preserve">• Owned CI/CD platform operations supporting 100+ production websites, ensuring secure, reliable, and automated deployments for high-visibility public applications including windwatts.nlr.gov, pvwatts.nlr.gov, and materials.nlr.gov, serving large external user bases, using Docker, Jenkins, CodeBuild, and ECS.</w:t>
             </w:r>
           </w:p>
           <w:p>
